--- a/assets/templates/docx/addendum_k01_korea.docx
+++ b/assets/templates/docx/addendum_k01_korea.docx
@@ -14,6 +14,9 @@
         <w:gridCol w:w="5367"/>
       </w:tblGrid>
       <w:tr>
+        <w:trPr>
+          <w:trHeight w:val="14384"/>
+        </w:trPr>
         <w:tc>
           <w:tcPr>
             <w:tcW w:w="5399" w:type="dxa"/>
@@ -448,12 +451,30 @@
             <w:r>
               <w:rPr>
                 <w:rFonts w:ascii="Times New Roman" w:hAnsi="Times New Roman" w:cs="Times New Roman"/>
+                <w:sz w:val="18"/>
+                <w:szCs w:val="18"/>
+                <w:lang w:val="ru-KZ"/>
+              </w:rPr>
+              <w:t>{{CLIENT_FULL_NAME}}</w:t>
+            </w:r>
+            <w:r>
+              <w:rPr>
+                <w:rFonts w:ascii="Times New Roman" w:hAnsi="Times New Roman" w:cs="Times New Roman"/>
+                <w:sz w:val="18"/>
+                <w:szCs w:val="18"/>
+                <w:lang w:val="ru-KZ"/>
+              </w:rPr>
+              <w:t xml:space="preserve"> </w:t>
+            </w:r>
+            <w:r>
+              <w:rPr>
+                <w:rFonts w:ascii="Times New Roman" w:hAnsi="Times New Roman" w:cs="Times New Roman"/>
                 <w:color w:val="000000"/>
                 <w:sz w:val="19"/>
                 <w:szCs w:val="19"/>
                 <w:lang w:eastAsia="ru-RU"/>
               </w:rPr>
-              <w:t>___</w:t>
+              <w:t>ИИН</w:t>
             </w:r>
             <w:r>
               <w:rPr>
@@ -463,7 +484,16 @@
                 <w:szCs w:val="19"/>
                 <w:lang w:eastAsia="ru-RU"/>
               </w:rPr>
-              <w:t xml:space="preserve">_________________________________ </w:t>
+              <w:t xml:space="preserve">: </w:t>
+            </w:r>
+            <w:r>
+              <w:rPr>
+                <w:rFonts w:ascii="Times New Roman" w:hAnsi="Times New Roman" w:cs="Times New Roman"/>
+                <w:sz w:val="18"/>
+                <w:szCs w:val="18"/>
+                <w:lang w:val="ru-KZ"/>
+              </w:rPr>
+              <w:t>{{CLIENT_ZHN}}</w:t>
             </w:r>
             <w:r>
               <w:rPr>
@@ -473,67 +503,7 @@
                 <w:szCs w:val="19"/>
                 <w:lang w:eastAsia="ru-RU"/>
               </w:rPr>
-              <w:t>ИИН</w:t>
-            </w:r>
-            <w:r>
-              <w:rPr>
-                <w:rFonts w:ascii="Times New Roman" w:hAnsi="Times New Roman" w:cs="Times New Roman"/>
-                <w:color w:val="000000"/>
-                <w:sz w:val="19"/>
-                <w:szCs w:val="19"/>
-                <w:lang w:eastAsia="ru-RU"/>
-              </w:rPr>
-              <w:t xml:space="preserve">: </w:t>
-            </w:r>
-            <w:r>
-              <w:rPr>
-                <w:rFonts w:ascii="Times New Roman" w:hAnsi="Times New Roman" w:cs="Times New Roman"/>
-                <w:color w:val="000000"/>
-                <w:sz w:val="19"/>
-                <w:szCs w:val="19"/>
-                <w:lang w:eastAsia="ru-RU"/>
-              </w:rPr>
-              <w:t>___</w:t>
-            </w:r>
-            <w:r>
-              <w:rPr>
-                <w:rFonts w:ascii="Times New Roman" w:hAnsi="Times New Roman" w:cs="Times New Roman"/>
-                <w:color w:val="000000"/>
-                <w:sz w:val="19"/>
-                <w:szCs w:val="19"/>
-                <w:lang w:eastAsia="ru-RU"/>
-              </w:rPr>
-              <w:t>_____</w:t>
-            </w:r>
-            <w:r>
-              <w:rPr>
-                <w:rFonts w:ascii="Times New Roman" w:hAnsi="Times New Roman" w:cs="Times New Roman"/>
-                <w:color w:val="000000"/>
-                <w:sz w:val="19"/>
-                <w:szCs w:val="19"/>
-                <w:lang w:eastAsia="ru-RU"/>
-              </w:rPr>
-              <w:t>____</w:t>
-            </w:r>
-            <w:r>
-              <w:rPr>
-                <w:rFonts w:ascii="Times New Roman" w:hAnsi="Times New Roman" w:cs="Times New Roman"/>
-                <w:color w:val="000000"/>
-                <w:sz w:val="19"/>
-                <w:szCs w:val="19"/>
-                <w:lang w:eastAsia="ru-RU"/>
-              </w:rPr>
-              <w:t>___________</w:t>
-            </w:r>
-            <w:r>
-              <w:rPr>
-                <w:rFonts w:ascii="Times New Roman" w:hAnsi="Times New Roman" w:cs="Times New Roman"/>
-                <w:color w:val="000000"/>
-                <w:sz w:val="19"/>
-                <w:szCs w:val="19"/>
-                <w:lang w:eastAsia="ru-RU"/>
-              </w:rPr>
-              <w:t>___, в дальнейшем</w:t>
+              <w:t>, в дальнейшем</w:t>
             </w:r>
             <w:r>
               <w:rPr>
@@ -3199,24 +3169,12 @@
           <w:p>
             <w:pPr>
               <w:pStyle w:val="NoSpacing"/>
-              <w:ind w:firstLineChars="2150" w:firstLine="3870"/>
               <w:rPr>
                 <w:rFonts w:ascii="Times New Roman" w:hAnsi="Times New Roman" w:cs="Times New Roman"/>
                 <w:sz w:val="18"/>
                 <w:szCs w:val="18"/>
                 <w:vertAlign w:val="superscript"/>
-              </w:rPr>
-            </w:pPr>
-          </w:p>
-          <w:p>
-            <w:pPr>
-              <w:pStyle w:val="NoSpacing"/>
-              <w:rPr>
-                <w:rFonts w:ascii="Times New Roman" w:hAnsi="Times New Roman" w:cs="Times New Roman"/>
-                <w:sz w:val="18"/>
-                <w:szCs w:val="18"/>
-                <w:vertAlign w:val="superscript"/>
-                <w:lang w:val="en-US" w:eastAsia="ru-RU"/>
+                <w:lang w:eastAsia="ru-RU"/>
               </w:rPr>
             </w:pPr>
           </w:p>
